--- a/arb/docx/34.content.docx
+++ b/arb/docx/34.content.docx
@@ -603,20 +603,14 @@
         </w:rPr>
         <w:t>في هذه النبوّة، يخاطب الرب كثيرًا شعب يهوذا وشعب نينوى بكلمة "يهوذا" و"نينوى"، حيث يستخدم اسم الأمة أو المدينة ليمثّل الشعب. كما يستعمل أفعالًا بصيغة المفرد تصف الأمة أو المدينة وكأنها تفعل ما يفعله البشر. مثلًا، يُصوَّر يهوذا وهو يلبس النير والرُبط</w:t>
       </w:r>
-      <w:hyperlink r:id="rId13">
-        <w:r>
-          <w:rPr>
-            <w:rtl/>
-            <w:cs/>
-            <w:lang w:val="ar_AE" w:bidi="ar_AE"/>
-          </w:rPr>
-          <w:rPr>
-            <w:color w:val="0000EE"/>
-            <w:u w:val="single"/>
-          </w:rPr>
-          <w:t>1:13</w:t>
-        </w:r>
-      </w:hyperlink>
+      <w:r>
+        <w:rPr>
+          <w:rtl/>
+          <w:cs/>
+          <w:lang w:val="ar_AE" w:bidi="ar_AE"/>
+        </w:rPr>
+        <w:t>1:13</w:t>
+      </w:r>
       <w:r>
         <w:rPr>
           <w:rtl/>
@@ -625,20 +619,14 @@
         </w:rPr>
         <w:t xml:space="preserve"> أو يحتفل بالأعياد ويوفي النذور </w:t>
       </w:r>
-      <w:hyperlink r:id="rId14">
-        <w:r>
-          <w:rPr>
-            <w:rtl/>
-            <w:cs/>
-            <w:lang w:val="ar_AE" w:bidi="ar_AE"/>
-          </w:rPr>
-          <w:rPr>
-            <w:color w:val="0000EE"/>
-            <w:u w:val="single"/>
-          </w:rPr>
-          <w:t>1:15</w:t>
-        </w:r>
-      </w:hyperlink>
+      <w:r>
+        <w:rPr>
+          <w:rtl/>
+          <w:cs/>
+          <w:lang w:val="ar_AE" w:bidi="ar_AE"/>
+        </w:rPr>
+        <w:t>1:15</w:t>
+      </w:r>
       <w:r>
         <w:rPr>
           <w:rtl/>
@@ -647,20 +635,14 @@
         </w:rPr>
         <w:t xml:space="preserve">. ويُصوَّر نينوى كجندي يحرس الأسوار ويراقب الطريق ويشدّ حقويه </w:t>
       </w:r>
-      <w:hyperlink r:id="rId15">
-        <w:r>
-          <w:rPr>
-            <w:rtl/>
-            <w:cs/>
-            <w:lang w:val="ar_AE" w:bidi="ar_AE"/>
-          </w:rPr>
-          <w:rPr>
-            <w:color w:val="0000EE"/>
-            <w:u w:val="single"/>
-          </w:rPr>
-          <w:t>2:1</w:t>
-        </w:r>
-      </w:hyperlink>
+      <w:r>
+        <w:rPr>
+          <w:rtl/>
+          <w:cs/>
+          <w:lang w:val="ar_AE" w:bidi="ar_AE"/>
+        </w:rPr>
+        <w:t>2:1</w:t>
+      </w:r>
       <w:r>
         <w:rPr>
           <w:rtl/>
@@ -669,20 +651,14 @@
         </w:rPr>
         <w:t xml:space="preserve">، وأيضًا كزانية يجرّدها الرب من ثيابها ويغطيها بالقاذورات </w:t>
       </w:r>
-      <w:hyperlink r:id="rId16">
-        <w:r>
-          <w:rPr>
-            <w:rtl/>
-            <w:cs/>
-            <w:lang w:val="ar_AE" w:bidi="ar_AE"/>
-          </w:rPr>
-          <w:rPr>
-            <w:color w:val="0000EE"/>
-            <w:u w:val="single"/>
-          </w:rPr>
-          <w:t>3:4–6</w:t>
-        </w:r>
-      </w:hyperlink>
+      <w:r>
+        <w:rPr>
+          <w:rtl/>
+          <w:cs/>
+          <w:lang w:val="ar_AE" w:bidi="ar_AE"/>
+        </w:rPr>
+        <w:t>3:4–6</w:t>
+      </w:r>
       <w:r>
         <w:rPr>
           <w:rtl/>
@@ -691,20 +667,14 @@
         </w:rPr>
         <w:t xml:space="preserve">، وكأنها سكران يختبئ </w:t>
       </w:r>
-      <w:hyperlink r:id="rId17">
-        <w:r>
-          <w:rPr>
-            <w:rtl/>
-            <w:cs/>
-            <w:lang w:val="ar_AE" w:bidi="ar_AE"/>
-          </w:rPr>
-          <w:rPr>
-            <w:color w:val="0000EE"/>
-            <w:u w:val="single"/>
-          </w:rPr>
-          <w:t>3:11</w:t>
-        </w:r>
-      </w:hyperlink>
+      <w:r>
+        <w:rPr>
+          <w:rtl/>
+          <w:cs/>
+          <w:lang w:val="ar_AE" w:bidi="ar_AE"/>
+        </w:rPr>
+        <w:t>3:11</w:t>
+      </w:r>
       <w:r>
         <w:rPr>
           <w:rtl/>
@@ -22117,20 +22087,14 @@
         </w:rPr>
         <w:t xml:space="preserve"> للتأكيد على ما سيقوله. قد تتضمن لغتك تعبير مشابه فيمكنك استخدامه في ترجمتك. انظر كيف تمت ترجمة هذا في </w:t>
       </w:r>
-      <w:hyperlink r:id="rId18">
-        <w:r>
-          <w:rPr>
-            <w:rtl/>
-            <w:cs/>
-            <w:lang w:val="ar_AE" w:bidi="ar_AE"/>
-          </w:rPr>
-          <w:rPr>
-            <w:color w:val="0000EE"/>
-            <w:u w:val="single"/>
-          </w:rPr>
-          <w:t>2:13</w:t>
-        </w:r>
-      </w:hyperlink>
+      <w:r>
+        <w:rPr>
+          <w:rtl/>
+          <w:cs/>
+          <w:lang w:val="ar_AE" w:bidi="ar_AE"/>
+        </w:rPr>
+        <w:t>2:13</w:t>
+      </w:r>
       <w:r>
         <w:rPr>
           <w:rtl/>
@@ -22947,20 +22911,14 @@
         </w:rPr>
         <w:t xml:space="preserve"> يشير إلى نينوى، التي وصفها الرب بأنها المرأة في </w:t>
       </w:r>
-      <w:hyperlink r:id="rId19">
-        <w:r>
-          <w:rPr>
-            <w:rtl/>
-            <w:cs/>
-            <w:lang w:val="ar_AE" w:bidi="ar_AE"/>
-          </w:rPr>
-          <w:rPr>
-            <w:color w:val="0000EE"/>
-            <w:u w:val="single"/>
-          </w:rPr>
-          <w:t>3:4</w:t>
-        </w:r>
-      </w:hyperlink>
+      <w:r>
+        <w:rPr>
+          <w:rtl/>
+          <w:cs/>
+          <w:lang w:val="ar_AE" w:bidi="ar_AE"/>
+        </w:rPr>
+        <w:t>3:4</w:t>
+      </w:r>
       <w:r>
         <w:rPr>
           <w:rtl/>
